--- a/templates/acta_template.docx
+++ b/templates/acta_template.docx
@@ -2512,6 +2512,7 @@
               <w:rPr>
                 <w:rtl w:val="0"/>
               </w:rPr>
+              <w:t>{{c.fecha_entrega}}</w:t>
             </w:r>
           </w:p>
         </w:tc>
@@ -2700,6 +2701,7 @@
               <w:rPr>
                 <w:rtl w:val="0"/>
               </w:rPr>
+              <w:t>{{c.fecha_entrega}}</w:t>
             </w:r>
           </w:p>
         </w:tc>
@@ -2885,6 +2887,7 @@
               <w:rPr>
                 <w:rtl w:val="0"/>
               </w:rPr>
+              <w:t>{{c.fecha_entrega}}</w:t>
             </w:r>
           </w:p>
         </w:tc>
@@ -3881,6 +3884,16 @@
         <w:rPr>
           <w:rtl w:val="0"/>
         </w:rPr>
+      </w:r>
+    </w:p>
+    <w:p w14:paraId="0000CierreH">
+      <w:r>
+        <w:t>CIERRE DE LA REUNIÓN</w:t>
+      </w:r>
+    </w:p>
+    <w:p w14:paraId="0000CierreB">
+      <w:r>
+        <w:t>{{cierre}}</w:t>
       </w:r>
     </w:p>
     <w:sectPr>

--- a/templates/acta_template.docx
+++ b/templates/acta_template.docx
@@ -722,23 +722,7 @@
               </w:rPr>
             </w:pPr>
             <w:r>
-              <w:rPr>
-                <w:rFonts w:ascii="Calibri" w:cs="Calibri" w:eastAsia="Calibri" w:hAnsi="Calibri"/>
-                <w:b w:val="1"/>
-                <w:bCs w:val="1"/>
-                <w:i w:val="0"/>
-                <w:iCs w:val="0"/>
-                <w:smallCaps w:val="0"/>
-                <w:strike w:val="0"/>
-                <w:color w:val="000000"/>
-                <w:sz w:val="22"/>
-                <w:szCs w:val="22"/>
-                <w:u w:val="none"/>
-                <w:shd w:fill="auto" w:val="clear"/>
-                <w:vertAlign w:val="baseline"/>
-                <w:rtl w:val="0"/>
-              </w:rPr>
-              <w:t xml:space="preserve">Cliente</w:t>
+              <w:t>Cliente</w:t>
             </w:r>
           </w:p>
         </w:tc>
@@ -787,15 +771,7 @@
               </w:rPr>
             </w:pPr>
             <w:r>
-              <w:rPr>
-                <w:rtl w:val="0"/>
-              </w:rPr>
               <w:t>{{cliente}}</w:t>
-            </w:r>
-            <w:r>
-              <w:rPr>
-                <w:rtl w:val="0"/>
-              </w:rPr>
             </w:r>
           </w:p>
         </w:tc>
@@ -851,13 +827,7 @@
         </w:rPr>
       </w:pPr>
       <w:r>
-        <w:rPr>
-          <w:rFonts w:ascii="Calibri" w:cs="Calibri" w:eastAsia="Calibri" w:hAnsi="Calibri"/>
-          <w:b w:val="1"/>
-          <w:bCs w:val="1"/>
-          <w:rtl w:val="0"/>
-        </w:rPr>
-        <w:t xml:space="preserve">ASISTENTES</w:t>
+        <w:t>INVITADOS</w:t>
       </w:r>
     </w:p>
     <w:p>
@@ -989,7 +959,7 @@
                 <w:vertAlign w:val="baseline"/>
                 <w:rtl w:val="0"/>
               </w:rPr>
-              <w:t xml:space="preserve">Nombre</w:t>
+              <w:t>Nombre</w:t>
             </w:r>
           </w:p>
         </w:tc>
@@ -1047,7 +1017,7 @@
                 <w:vertAlign w:val="baseline"/>
                 <w:rtl w:val="0"/>
               </w:rPr>
-              <w:t xml:space="preserve">Puesto</w:t>
+              <w:t>Puesto</w:t>
             </w:r>
           </w:p>
         </w:tc>
@@ -1105,7 +1075,7 @@
                 <w:vertAlign w:val="baseline"/>
                 <w:rtl w:val="0"/>
               </w:rPr>
-              <w:t xml:space="preserve">Asistencia</w:t>
+              <w:t>Asistencia</w:t>
             </w:r>
           </w:p>
         </w:tc>
@@ -1161,7 +1131,7 @@
               <w:rPr>
                 <w:rtl w:val="0"/>
               </w:rPr>
-              <w:t>{%tr for a in asistentes %}</w:t>
+              <w:t>{%tr for a in invitados %}</w:t>
             </w:r>
             <w:r>
               <w:rPr>
@@ -1414,7 +1384,7 @@
               <w:rPr>
                 <w:rtl w:val="0"/>
               </w:rPr>
-              <w:t>✓</w:t>
+              <w:t>{{a.asistencia}}</w:t>
             </w:r>
             <w:r>
               <w:rPr>

--- a/templates/acta_template.docx
+++ b/templates/acta_template.docx
@@ -1989,7 +1989,7 @@
           <w:bCs w:val="1"/>
           <w:rtl w:val="0"/>
         </w:rPr>
-        <w:t xml:space="preserve">COMPROMISOS ASUMIDOS POR GORILA &amp; GROWFIK</w:t>
+        <w:t>COMPROMISOS ASUMIDOS POR {{ encabezado_compromisos_gorila }}</w:t>
       </w:r>
     </w:p>
     <w:p>
